--- a/Software Project Plan (finalized).docx
+++ b/Software Project Plan (finalized).docx
@@ -49,15 +49,7 @@
           <w:bCs/>
           <w:color w:val="339966"/>
         </w:rPr>
-        <w:t xml:space="preserve"> Project Plan </w:t>
-      </w:r>
-      <w:r>
-        <w:rPr>
-          <w:b/>
-          <w:bCs/>
-          <w:color w:val="339966"/>
-        </w:rPr>
-        <w:t>Draft</w:t>
+        <w:t xml:space="preserve"> Project Plan</w:t>
       </w:r>
     </w:p>
     <w:p>
@@ -79,6 +71,57 @@
       <w:pPr>
         <w:jc w:val="center"/>
       </w:pPr>
+      <w:r>
+        <w:drawing>
+          <wp:inline distT="0" distB="0" distL="0" distR="0" wp14:anchorId="17F0421A" wp14:editId="7724A8B9">
+            <wp:extent cx="4649668" cy="4644378"/>
+            <wp:effectExtent l="0" t="0" r="0" b="0"/>
+            <wp:docPr id="7" name="Picture 6">
+              <a:extLst xmlns:a="http://schemas.openxmlformats.org/drawingml/2006/main">
+                <a:ext uri="{FF2B5EF4-FFF2-40B4-BE49-F238E27FC236}">
+                  <a16:creationId xmlns:a16="http://schemas.microsoft.com/office/drawing/2014/main" id="{86BEE88D-6FF3-8511-B189-8B572A5648E4}"/>
+                </a:ext>
+              </a:extLst>
+            </wp:docPr>
+            <wp:cNvGraphicFramePr>
+              <a:graphicFrameLocks xmlns:a="http://schemas.openxmlformats.org/drawingml/2006/main" noChangeAspect="1"/>
+            </wp:cNvGraphicFramePr>
+            <a:graphic xmlns:a="http://schemas.openxmlformats.org/drawingml/2006/main">
+              <a:graphicData uri="http://schemas.openxmlformats.org/drawingml/2006/picture">
+                <pic:pic xmlns:pic="http://schemas.openxmlformats.org/drawingml/2006/picture">
+                  <pic:nvPicPr>
+                    <pic:cNvPr id="7" name="Picture 6">
+                      <a:extLst>
+                        <a:ext uri="{FF2B5EF4-FFF2-40B4-BE49-F238E27FC236}">
+                          <a16:creationId xmlns:a16="http://schemas.microsoft.com/office/drawing/2014/main" id="{86BEE88D-6FF3-8511-B189-8B572A5648E4}"/>
+                        </a:ext>
+                      </a:extLst>
+                    </pic:cNvPr>
+                    <pic:cNvPicPr>
+                      <a:picLocks noChangeAspect="1"/>
+                    </pic:cNvPicPr>
+                  </pic:nvPicPr>
+                  <pic:blipFill>
+                    <a:blip r:embed="rId8"/>
+                    <a:stretch>
+                      <a:fillRect/>
+                    </a:stretch>
+                  </pic:blipFill>
+                  <pic:spPr>
+                    <a:xfrm>
+                      <a:off x="0" y="0"/>
+                      <a:ext cx="4649668" cy="4644378"/>
+                    </a:xfrm>
+                    <a:prstGeom prst="rect">
+                      <a:avLst/>
+                    </a:prstGeom>
+                  </pic:spPr>
+                </pic:pic>
+              </a:graphicData>
+            </a:graphic>
+          </wp:inline>
+        </w:drawing>
+      </w:r>
     </w:p>
     <w:p>
       <w:pPr>
@@ -128,16 +171,6 @@
       </w:r>
       <w:r>
         <w:t xml:space="preserve"> 2/11/2026</w:t>
-      </w:r>
-    </w:p>
-    <w:p>
-      <w:pPr>
-        <w:jc w:val="center"/>
-      </w:pPr>
-    </w:p>
-    <w:p>
-      <w:r>
-        <w:br w:type="page"/>
       </w:r>
     </w:p>
     <w:sdt>
@@ -197,8 +230,8 @@
               <w:rFonts w:asciiTheme="minorHAnsi" w:eastAsiaTheme="minorEastAsia" w:hAnsiTheme="minorHAnsi" w:cstheme="minorBidi"/>
               <w:noProof/>
               <w:color w:val="auto"/>
-              <w:sz w:val="22"/>
-              <w:szCs w:val="22"/>
+              <w:kern w:val="2"/>
+              <w14:ligatures w14:val="standardContextual"/>
             </w:rPr>
           </w:pPr>
           <w:r>
@@ -210,7 +243,7 @@
           <w:r>
             <w:fldChar w:fldCharType="separate"/>
           </w:r>
-          <w:hyperlink w:anchor="_Toc133671264" w:history="1">
+          <w:hyperlink w:anchor="_Toc228610139" w:history="1">
             <w:r>
               <w:rPr>
                 <w:rStyle w:val="Hyperlink"/>
@@ -237,7 +270,7 @@
                 <w:noProof/>
                 <w:webHidden/>
               </w:rPr>
-              <w:instrText xml:space="preserve"> PAGEREF _Toc133671264 \h </w:instrText>
+              <w:instrText xml:space="preserve"> PAGEREF _Toc228610139 \h </w:instrText>
             </w:r>
             <w:r>
               <w:rPr>
@@ -278,18 +311,18 @@
               <w:rFonts w:asciiTheme="minorHAnsi" w:eastAsiaTheme="minorEastAsia" w:hAnsiTheme="minorHAnsi" w:cstheme="minorBidi"/>
               <w:noProof/>
               <w:color w:val="auto"/>
-              <w:sz w:val="22"/>
-              <w:szCs w:val="22"/>
+              <w:kern w:val="2"/>
+              <w14:ligatures w14:val="standardContextual"/>
             </w:rPr>
           </w:pPr>
-          <w:hyperlink w:anchor="_Toc133671265" w:history="1">
+          <w:hyperlink w:anchor="_Toc228610140" w:history="1">
             <w:r>
               <w:rPr>
                 <w:rStyle w:val="Hyperlink"/>
                 <w:b/>
                 <w:noProof/>
               </w:rPr>
-              <w:t>Scope and purpose of document</w:t>
+              <w:t>Scope and purpose of document (MC, DC, MD)</w:t>
             </w:r>
             <w:r>
               <w:rPr>
@@ -310,7 +343,7 @@
                 <w:noProof/>
                 <w:webHidden/>
               </w:rPr>
-              <w:instrText xml:space="preserve"> PAGEREF _Toc133671265 \h </w:instrText>
+              <w:instrText xml:space="preserve"> PAGEREF _Toc228610140 \h </w:instrText>
             </w:r>
             <w:r>
               <w:rPr>
@@ -351,11 +384,11 @@
               <w:rFonts w:asciiTheme="minorHAnsi" w:eastAsiaTheme="minorEastAsia" w:hAnsiTheme="minorHAnsi" w:cstheme="minorBidi"/>
               <w:noProof/>
               <w:color w:val="auto"/>
-              <w:sz w:val="22"/>
-              <w:szCs w:val="22"/>
+              <w:kern w:val="2"/>
+              <w14:ligatures w14:val="standardContextual"/>
             </w:rPr>
           </w:pPr>
-          <w:hyperlink w:anchor="_Toc133671266" w:history="1">
+          <w:hyperlink w:anchor="_Toc228610141" w:history="1">
             <w:r>
               <w:rPr>
                 <w:rStyle w:val="Hyperlink"/>
@@ -382,7 +415,7 @@
                 <w:noProof/>
                 <w:webHidden/>
               </w:rPr>
-              <w:instrText xml:space="preserve"> PAGEREF _Toc133671266 \h </w:instrText>
+              <w:instrText xml:space="preserve"> PAGEREF _Toc228610141 \h </w:instrText>
             </w:r>
             <w:r>
               <w:rPr>
@@ -423,11 +456,11 @@
               <w:rFonts w:asciiTheme="minorHAnsi" w:eastAsiaTheme="minorEastAsia" w:hAnsiTheme="minorHAnsi" w:cstheme="minorBidi"/>
               <w:noProof/>
               <w:color w:val="auto"/>
-              <w:sz w:val="22"/>
-              <w:szCs w:val="22"/>
+              <w:kern w:val="2"/>
+              <w14:ligatures w14:val="standardContextual"/>
             </w:rPr>
           </w:pPr>
-          <w:hyperlink w:anchor="_Toc133671267" w:history="1">
+          <w:hyperlink w:anchor="_Toc228610142" w:history="1">
             <w:r>
               <w:rPr>
                 <w:rStyle w:val="Hyperlink"/>
@@ -455,7 +488,7 @@
                 <w:noProof/>
                 <w:webHidden/>
               </w:rPr>
-              <w:instrText xml:space="preserve"> PAGEREF _Toc133671267 \h </w:instrText>
+              <w:instrText xml:space="preserve"> PAGEREF _Toc228610142 \h </w:instrText>
             </w:r>
             <w:r>
               <w:rPr>
@@ -496,11 +529,11 @@
               <w:rFonts w:asciiTheme="minorHAnsi" w:eastAsiaTheme="minorEastAsia" w:hAnsiTheme="minorHAnsi" w:cstheme="minorBidi"/>
               <w:noProof/>
               <w:color w:val="auto"/>
-              <w:sz w:val="22"/>
-              <w:szCs w:val="22"/>
+              <w:kern w:val="2"/>
+              <w14:ligatures w14:val="standardContextual"/>
             </w:rPr>
           </w:pPr>
-          <w:hyperlink w:anchor="_Toc133671268" w:history="1">
+          <w:hyperlink w:anchor="_Toc228610143" w:history="1">
             <w:r>
               <w:rPr>
                 <w:rStyle w:val="Hyperlink"/>
@@ -528,7 +561,7 @@
                 <w:noProof/>
                 <w:webHidden/>
               </w:rPr>
-              <w:instrText xml:space="preserve"> PAGEREF _Toc133671268 \h </w:instrText>
+              <w:instrText xml:space="preserve"> PAGEREF _Toc228610143 \h </w:instrText>
             </w:r>
             <w:r>
               <w:rPr>
@@ -548,7 +581,7 @@
                 <w:noProof/>
                 <w:webHidden/>
               </w:rPr>
-              <w:t>3</w:t>
+              <w:t>4</w:t>
             </w:r>
             <w:r>
               <w:rPr>
@@ -569,11 +602,11 @@
               <w:rFonts w:asciiTheme="minorHAnsi" w:eastAsiaTheme="minorEastAsia" w:hAnsiTheme="minorHAnsi" w:cstheme="minorBidi"/>
               <w:noProof/>
               <w:color w:val="auto"/>
-              <w:sz w:val="22"/>
-              <w:szCs w:val="22"/>
+              <w:kern w:val="2"/>
+              <w14:ligatures w14:val="standardContextual"/>
             </w:rPr>
           </w:pPr>
-          <w:hyperlink w:anchor="_Toc133671269" w:history="1">
+          <w:hyperlink w:anchor="_Toc228610144" w:history="1">
             <w:r>
               <w:rPr>
                 <w:rStyle w:val="Hyperlink"/>
@@ -601,7 +634,7 @@
                 <w:noProof/>
                 <w:webHidden/>
               </w:rPr>
-              <w:instrText xml:space="preserve"> PAGEREF _Toc133671269 \h </w:instrText>
+              <w:instrText xml:space="preserve"> PAGEREF _Toc228610144 \h </w:instrText>
             </w:r>
             <w:r>
               <w:rPr>
@@ -621,7 +654,7 @@
                 <w:noProof/>
                 <w:webHidden/>
               </w:rPr>
-              <w:t>3</w:t>
+              <w:t>4</w:t>
             </w:r>
             <w:r>
               <w:rPr>
@@ -642,11 +675,11 @@
               <w:rFonts w:asciiTheme="minorHAnsi" w:eastAsiaTheme="minorEastAsia" w:hAnsiTheme="minorHAnsi" w:cstheme="minorBidi"/>
               <w:noProof/>
               <w:color w:val="auto"/>
-              <w:sz w:val="22"/>
-              <w:szCs w:val="22"/>
+              <w:kern w:val="2"/>
+              <w14:ligatures w14:val="standardContextual"/>
             </w:rPr>
           </w:pPr>
-          <w:hyperlink w:anchor="_Toc133671270" w:history="1">
+          <w:hyperlink w:anchor="_Toc228610145" w:history="1">
             <w:r>
               <w:rPr>
                 <w:rStyle w:val="Hyperlink"/>
@@ -674,7 +707,7 @@
                 <w:noProof/>
                 <w:webHidden/>
               </w:rPr>
-              <w:instrText xml:space="preserve"> PAGEREF _Toc133671270 \h </w:instrText>
+              <w:instrText xml:space="preserve"> PAGEREF _Toc228610145 \h </w:instrText>
             </w:r>
             <w:r>
               <w:rPr>
@@ -694,7 +727,7 @@
                 <w:noProof/>
                 <w:webHidden/>
               </w:rPr>
-              <w:t>3</w:t>
+              <w:t>5</w:t>
             </w:r>
             <w:r>
               <w:rPr>
@@ -715,11 +748,11 @@
               <w:rFonts w:asciiTheme="minorHAnsi" w:eastAsiaTheme="minorEastAsia" w:hAnsiTheme="minorHAnsi" w:cstheme="minorBidi"/>
               <w:noProof/>
               <w:color w:val="auto"/>
-              <w:sz w:val="22"/>
-              <w:szCs w:val="22"/>
+              <w:kern w:val="2"/>
+              <w14:ligatures w14:val="standardContextual"/>
             </w:rPr>
           </w:pPr>
-          <w:hyperlink w:anchor="_Toc133671271" w:history="1">
+          <w:hyperlink w:anchor="_Toc228610146" w:history="1">
             <w:r>
               <w:rPr>
                 <w:rStyle w:val="Hyperlink"/>
@@ -747,7 +780,7 @@
                 <w:noProof/>
                 <w:webHidden/>
               </w:rPr>
-              <w:instrText xml:space="preserve"> PAGEREF _Toc133671271 \h </w:instrText>
+              <w:instrText xml:space="preserve"> PAGEREF _Toc228610146 \h </w:instrText>
             </w:r>
             <w:r>
               <w:rPr>
@@ -767,7 +800,7 @@
                 <w:noProof/>
                 <w:webHidden/>
               </w:rPr>
-              <w:t>3</w:t>
+              <w:t>5</w:t>
             </w:r>
             <w:r>
               <w:rPr>
@@ -788,90 +821,19 @@
               <w:rFonts w:asciiTheme="minorHAnsi" w:eastAsiaTheme="minorEastAsia" w:hAnsiTheme="minorHAnsi" w:cstheme="minorBidi"/>
               <w:noProof/>
               <w:color w:val="auto"/>
-              <w:sz w:val="22"/>
-              <w:szCs w:val="22"/>
+              <w:kern w:val="2"/>
+              <w14:ligatures w14:val="standardContextual"/>
             </w:rPr>
           </w:pPr>
-          <w:hyperlink w:anchor="_Toc133671272" w:history="1">
-            <w:r>
-              <w:rPr>
-                <w:rStyle w:val="Hyperlink"/>
-                <w:noProof/>
-              </w:rPr>
-              <w:t>Staff Organization</w:t>
-            </w:r>
-            <w:r>
-              <w:rPr>
-                <w:noProof/>
-                <w:webHidden/>
-              </w:rPr>
-              <w:tab/>
-            </w:r>
-            <w:r>
-              <w:rPr>
-                <w:noProof/>
-                <w:webHidden/>
-              </w:rPr>
-              <w:fldChar w:fldCharType="begin"/>
-            </w:r>
-            <w:r>
-              <w:rPr>
-                <w:noProof/>
-                <w:webHidden/>
-              </w:rPr>
-              <w:instrText xml:space="preserve"> PAGEREF _Toc133671272 \h </w:instrText>
-            </w:r>
-            <w:r>
-              <w:rPr>
-                <w:noProof/>
-                <w:webHidden/>
-              </w:rPr>
-            </w:r>
-            <w:r>
-              <w:rPr>
-                <w:noProof/>
-                <w:webHidden/>
-              </w:rPr>
-              <w:fldChar w:fldCharType="separate"/>
-            </w:r>
-            <w:r>
-              <w:rPr>
-                <w:noProof/>
-                <w:webHidden/>
-              </w:rPr>
-              <w:t>4</w:t>
-            </w:r>
-            <w:r>
-              <w:rPr>
-                <w:noProof/>
-                <w:webHidden/>
-              </w:rPr>
-              <w:fldChar w:fldCharType="end"/>
-            </w:r>
-          </w:hyperlink>
-        </w:p>
-        <w:p>
-          <w:pPr>
-            <w:pStyle w:val="TOC2"/>
-            <w:tabs>
-              <w:tab w:val="right" w:leader="dot" w:pos="8630"/>
-            </w:tabs>
-            <w:rPr>
-              <w:rFonts w:asciiTheme="minorHAnsi" w:eastAsiaTheme="minorEastAsia" w:hAnsiTheme="minorHAnsi" w:cstheme="minorBidi"/>
-              <w:noProof/>
-              <w:color w:val="auto"/>
-              <w:sz w:val="22"/>
-              <w:szCs w:val="22"/>
-            </w:rPr>
-          </w:pPr>
-          <w:hyperlink w:anchor="_Toc133671273" w:history="1">
+          <w:hyperlink w:anchor="_Toc228610147" w:history="1">
             <w:r>
               <w:rPr>
                 <w:rStyle w:val="Hyperlink"/>
                 <w:b/>
-                <w:noProof/>
-              </w:rPr>
-              <w:t>Team Structure</w:t>
+                <w:bCs/>
+                <w:noProof/>
+              </w:rPr>
+              <w:t>Staff Organization</w:t>
             </w:r>
             <w:r>
               <w:rPr>
@@ -892,7 +854,7 @@
                 <w:noProof/>
                 <w:webHidden/>
               </w:rPr>
-              <w:instrText xml:space="preserve"> PAGEREF _Toc133671273 \h </w:instrText>
+              <w:instrText xml:space="preserve"> PAGEREF _Toc228610147 \h </w:instrText>
             </w:r>
             <w:r>
               <w:rPr>
@@ -912,7 +874,7 @@
                 <w:noProof/>
                 <w:webHidden/>
               </w:rPr>
-              <w:t>4</w:t>
+              <w:t>5</w:t>
             </w:r>
             <w:r>
               <w:rPr>
@@ -933,11 +895,11 @@
               <w:rFonts w:asciiTheme="minorHAnsi" w:eastAsiaTheme="minorEastAsia" w:hAnsiTheme="minorHAnsi" w:cstheme="minorBidi"/>
               <w:noProof/>
               <w:color w:val="auto"/>
-              <w:sz w:val="22"/>
-              <w:szCs w:val="22"/>
+              <w:kern w:val="2"/>
+              <w14:ligatures w14:val="standardContextual"/>
             </w:rPr>
           </w:pPr>
-          <w:hyperlink w:anchor="_Toc133671274" w:history="1">
+          <w:hyperlink w:anchor="_Toc228610148" w:history="1">
             <w:r>
               <w:rPr>
                 <w:rStyle w:val="Hyperlink"/>
@@ -965,7 +927,7 @@
                 <w:noProof/>
                 <w:webHidden/>
               </w:rPr>
-              <w:instrText xml:space="preserve"> PAGEREF _Toc133671274 \h </w:instrText>
+              <w:instrText xml:space="preserve"> PAGEREF _Toc228610148 \h </w:instrText>
             </w:r>
             <w:r>
               <w:rPr>
@@ -985,7 +947,7 @@
                 <w:noProof/>
                 <w:webHidden/>
               </w:rPr>
-              <w:t>4</w:t>
+              <w:t>6</w:t>
             </w:r>
             <w:r>
               <w:rPr>
@@ -1025,7 +987,7 @@
       <w:pPr>
         <w:pStyle w:val="Heading1"/>
       </w:pPr>
-      <w:bookmarkStart w:id="0" w:name="_Toc133671264"/>
+      <w:bookmarkStart w:id="0" w:name="_Toc228610139"/>
       <w:r>
         <w:lastRenderedPageBreak/>
         <w:t>Introduction</w:t>
@@ -1040,7 +1002,7 @@
           <w:color w:val="339966"/>
         </w:rPr>
       </w:pPr>
-      <w:bookmarkStart w:id="1" w:name="_Toc133671265"/>
+      <w:bookmarkStart w:id="1" w:name="_Toc228610140"/>
       <w:r>
         <w:rPr>
           <w:b/>
@@ -1062,7 +1024,6 @@
         </w:rPr>
         <w:t xml:space="preserve"> of document</w:t>
       </w:r>
-      <w:bookmarkEnd w:id="1"/>
       <w:r>
         <w:rPr>
           <w:b/>
@@ -1082,276 +1043,259 @@
           <w:b/>
           <w:color w:val="339966"/>
         </w:rPr>
-        <w:t xml:space="preserve">MC, </w:t>
+        <w:t>MC)</w:t>
+      </w:r>
+      <w:bookmarkEnd w:id="1"/>
+    </w:p>
+    <w:p>
+      <w:pPr>
+        <w:ind w:firstLine="720"/>
+      </w:pPr>
+      <w:r>
+        <w:t xml:space="preserve">The information that is enclosed in this document will be </w:t>
+      </w:r>
+      <w:r>
+        <w:t xml:space="preserve">about Dreamscape and </w:t>
+      </w:r>
+      <w:r>
+        <w:t>the function</w:t>
+      </w:r>
+      <w:r>
+        <w:t>s</w:t>
+      </w:r>
+      <w:r>
+        <w:t xml:space="preserve"> this app will provide. On top</w:t>
+      </w:r>
+      <w:r>
+        <w:t xml:space="preserve"> of</w:t>
+      </w:r>
+      <w:r>
+        <w:t xml:space="preserve"> that, it will </w:t>
+      </w:r>
+      <w:r>
+        <w:t>include</w:t>
+      </w:r>
+      <w:r>
+        <w:t xml:space="preserve"> who is working on the </w:t>
+      </w:r>
+      <w:r>
+        <w:t xml:space="preserve">project and how </w:t>
+      </w:r>
+      <w:proofErr w:type="gramStart"/>
+      <w:r>
+        <w:t>all of</w:t>
+      </w:r>
+      <w:proofErr w:type="gramEnd"/>
+      <w:r>
+        <w:t xml:space="preserve"> the </w:t>
+      </w:r>
+      <w:r>
+        <w:t>projects</w:t>
+      </w:r>
+      <w:r>
+        <w:t xml:space="preserve"> will be </w:t>
+      </w:r>
+      <w:proofErr w:type="gramStart"/>
+      <w:r>
+        <w:t>made</w:t>
+      </w:r>
+      <w:proofErr w:type="gramEnd"/>
+      <w:r>
+        <w:t xml:space="preserve"> </w:t>
+      </w:r>
+      <w:r>
+        <w:t>on</w:t>
+      </w:r>
+      <w:r>
+        <w:t xml:space="preserve"> time. </w:t>
+      </w:r>
+      <w:r>
+        <w:t xml:space="preserve">This is so that we may document what we do on </w:t>
+      </w:r>
+      <w:r>
+        <w:t>our</w:t>
+      </w:r>
+      <w:r>
+        <w:t xml:space="preserve"> project and document its progress. This will also </w:t>
+      </w:r>
+      <w:proofErr w:type="gramStart"/>
+      <w:r>
+        <w:t>the</w:t>
+      </w:r>
+      <w:proofErr w:type="gramEnd"/>
+      <w:r>
+        <w:t xml:space="preserve"> </w:t>
+      </w:r>
+      <w:r>
+        <w:t xml:space="preserve">time it has been worked in class, time </w:t>
+      </w:r>
+      <w:r>
+        <w:t>worked outside of class.</w:t>
+      </w:r>
+    </w:p>
+    <w:p>
+      <w:pPr>
+        <w:ind w:firstLine="720"/>
+      </w:pPr>
+      <w:r>
+        <w:t xml:space="preserve">The purpose of this project is to find a way for people to fall asleep while waking up with a full </w:t>
+      </w:r>
+      <w:r>
+        <w:t>night's</w:t>
+      </w:r>
+      <w:r>
+        <w:t xml:space="preserve"> rest </w:t>
+      </w:r>
+      <w:r>
+        <w:t>every</w:t>
+      </w:r>
+      <w:r>
+        <w:t xml:space="preserve"> night. </w:t>
+      </w:r>
+      <w:r>
+        <w:t xml:space="preserve">We want them to track how they sleep while also </w:t>
+      </w:r>
+      <w:r>
+        <w:t>maintaining</w:t>
+      </w:r>
+      <w:r>
+        <w:t xml:space="preserve"> a healthy routine </w:t>
+      </w:r>
+      <w:r>
+        <w:t xml:space="preserve">to keep their sleep schedule on track to start their next day with </w:t>
+      </w:r>
+      <w:r>
+        <w:t>full energy. After reading this introduction, you the r</w:t>
+      </w:r>
+      <w:r>
+        <w:t>eviewer</w:t>
+      </w:r>
+      <w:r>
+        <w:t xml:space="preserve"> will understand </w:t>
+      </w:r>
+      <w:r>
+        <w:t>care functions of the app, which are, the alarm feature</w:t>
+      </w:r>
+      <w:r>
+        <w:t xml:space="preserve">, the routine feature, the sleep track feature, the </w:t>
+      </w:r>
+      <w:r>
+        <w:t>Zen-</w:t>
+      </w:r>
+      <w:r>
+        <w:t>music feature</w:t>
+      </w:r>
+      <w:r>
+        <w:t xml:space="preserve">, and the meditation tips feature, alongside </w:t>
+      </w:r>
+      <w:r>
+        <w:t>compatibility with smart watches as well.</w:t>
+      </w:r>
+    </w:p>
+    <w:p/>
+    <w:p>
+      <w:pPr>
+        <w:pStyle w:val="Heading1"/>
+      </w:pPr>
+      <w:bookmarkStart w:id="2" w:name="_Toc228610141"/>
+      <w:r>
+        <w:t>System Scope</w:t>
+      </w:r>
+      <w:bookmarkEnd w:id="2"/>
+    </w:p>
+    <w:p>
+      <w:pPr>
+        <w:pStyle w:val="Heading2"/>
+      </w:pPr>
+      <w:bookmarkStart w:id="3" w:name="_Toc228610142"/>
+      <w:r>
+        <w:rPr>
+          <w:b/>
+          <w:color w:val="4BA876"/>
+        </w:rPr>
+        <w:t>Problem</w:t>
+      </w:r>
+      <w:r>
+        <w:rPr>
+          <w:b/>
+          <w:color w:val="4BA876"/>
+        </w:rPr>
+        <w:t>/Opportunity</w:t>
       </w:r>
       <w:r>
         <w:rPr>
           <w:b/>
           <w:color w:val="339966"/>
         </w:rPr>
-        <w:t>DC, MD</w:t>
+        <w:t xml:space="preserve"> </w:t>
       </w:r>
       <w:r>
         <w:rPr>
           <w:b/>
-          <w:color w:val="339966"/>
+          <w:color w:val="4BA876"/>
         </w:rPr>
-        <w:t>)</w:t>
-      </w:r>
-    </w:p>
-    <w:p>
-      <w:pPr>
-        <w:ind w:firstLine="720"/>
-      </w:pPr>
-      <w:r>
-        <w:t>The information that is enclosed in this document will be the function this app will provide. On top</w:t>
-      </w:r>
-      <w:r>
-        <w:t xml:space="preserve"> of</w:t>
-      </w:r>
-      <w:r>
-        <w:t xml:space="preserve"> that, it will </w:t>
-      </w:r>
-      <w:r>
-        <w:t>include</w:t>
-      </w:r>
-      <w:r>
-        <w:t xml:space="preserve"> who is working on the </w:t>
-      </w:r>
-      <w:r>
-        <w:t xml:space="preserve">project and how all of the </w:t>
-      </w:r>
-      <w:r>
-        <w:t>projects</w:t>
-      </w:r>
-      <w:r>
-        <w:t xml:space="preserve"> will be made </w:t>
-      </w:r>
-      <w:r>
-        <w:t>on</w:t>
-      </w:r>
-      <w:r>
-        <w:t xml:space="preserve"> time. </w:t>
-      </w:r>
-      <w:r>
-        <w:t xml:space="preserve">This is so that we may document what we do on </w:t>
-      </w:r>
-      <w:r>
-        <w:t>our</w:t>
-      </w:r>
-      <w:r>
-        <w:t xml:space="preserve"> project and document its progress. This will also include and not limited to</w:t>
-      </w:r>
-      <w:r>
-        <w:t xml:space="preserve"> debugging, testing, errors, </w:t>
-      </w:r>
-      <w:r>
-        <w:t xml:space="preserve">time it has been worked in class, time </w:t>
-      </w:r>
-      <w:r>
-        <w:t>worked outside of class.</w:t>
-      </w:r>
-    </w:p>
-    <w:p>
-      <w:pPr>
-        <w:ind w:firstLine="720"/>
-      </w:pPr>
-      <w:r>
-        <w:t xml:space="preserve">The purpose of this project is to find a way for people to fall asleep while waking up with a full </w:t>
-      </w:r>
-      <w:r>
-        <w:t>night's</w:t>
-      </w:r>
-      <w:r>
-        <w:t xml:space="preserve"> rest </w:t>
-      </w:r>
-      <w:r>
-        <w:t>every</w:t>
-      </w:r>
-      <w:r>
-        <w:t xml:space="preserve"> night. </w:t>
-      </w:r>
-      <w:r>
-        <w:t xml:space="preserve">We want them to track how they sleep while also </w:t>
-      </w:r>
-      <w:r>
-        <w:t>maintaining</w:t>
-      </w:r>
-      <w:r>
-        <w:t xml:space="preserve"> a healthy routine </w:t>
-      </w:r>
-      <w:r>
-        <w:t xml:space="preserve">to keep their sleep schedule on track to start their next day with </w:t>
-      </w:r>
-      <w:r>
-        <w:t xml:space="preserve">full energy. After reading this introduction, you the reading will understand </w:t>
-      </w:r>
-      <w:r>
-        <w:t>care functions of the app, which are, the alarm feature</w:t>
-      </w:r>
-      <w:r>
-        <w:t xml:space="preserve">, the routine feature, the sleep track feature, the </w:t>
-      </w:r>
-      <w:r>
-        <w:t>Zen-</w:t>
-      </w:r>
-      <w:r>
-        <w:t>music feature</w:t>
-      </w:r>
-      <w:r>
-        <w:t xml:space="preserve">, and the meditation tips feature, alongside </w:t>
-      </w:r>
-      <w:r>
-        <w:t>compatibility with smart watches as well.</w:t>
-      </w:r>
-    </w:p>
-    <w:p/>
-    <w:p>
-      <w:pPr>
-        <w:pStyle w:val="Heading1"/>
-      </w:pPr>
-      <w:bookmarkStart w:id="2" w:name="_Toc133671266"/>
-      <w:r>
-        <w:t>System Scope</w:t>
-      </w:r>
-      <w:bookmarkEnd w:id="2"/>
-    </w:p>
-    <w:p>
-      <w:pPr>
-        <w:pStyle w:val="Heading2"/>
-      </w:pPr>
-      <w:bookmarkStart w:id="3" w:name="_Toc133671267"/>
+        <w:t>Description</w:t>
+      </w:r>
+      <w:bookmarkEnd w:id="3"/>
       <w:r>
         <w:rPr>
           <w:b/>
-          <w:color w:val="339966"/>
+          <w:color w:val="4BA876"/>
         </w:rPr>
-        <w:t>Problem</w:t>
-      </w:r>
-      <w:r>
-        <w:rPr>
-          <w:b/>
-          <w:color w:val="339966"/>
-        </w:rPr>
-        <w:t>/Opportunity</w:t>
-      </w:r>
-      <w:r>
-        <w:rPr>
-          <w:b/>
-          <w:color w:val="339966"/>
-        </w:rPr>
-        <w:t xml:space="preserve"> Description</w:t>
-      </w:r>
-      <w:bookmarkEnd w:id="3"/>
+        <w:t xml:space="preserve"> (MD)</w:t>
+      </w:r>
+    </w:p>
+    <w:p>
+      <w:r>
+        <w:t>What is the purpose of Dreamscape</w:t>
+      </w:r>
+      <w:r>
+        <w:t>? The ans</w:t>
+      </w:r>
+      <w:r>
+        <w:t>wer is very simple. Dream</w:t>
+      </w:r>
+      <w:r>
+        <w:t xml:space="preserve">scape is </w:t>
+      </w:r>
+      <w:r>
+        <w:t>an</w:t>
+      </w:r>
       <w:r>
         <w:t xml:space="preserve"> </w:t>
       </w:r>
-    </w:p>
-    <w:p>
-      <w:pPr>
-        <w:rPr>
-          <w:i/>
-          <w:iCs/>
-        </w:rPr>
-      </w:pPr>
-      <w:commentRangeStart w:id="4"/>
-      <w:r>
-        <w:rPr>
-          <w:i/>
-          <w:iCs/>
-        </w:rPr>
-        <w:t>I</w:t>
-      </w:r>
-      <w:r>
-        <w:rPr>
-          <w:i/>
-          <w:iCs/>
-        </w:rPr>
-        <w:t xml:space="preserve">n </w:t>
-      </w:r>
-      <w:r>
-        <w:rPr>
-          <w:i/>
-          <w:iCs/>
-        </w:rPr>
-        <w:t>1-2 paragraphs</w:t>
-      </w:r>
-      <w:r>
-        <w:rPr>
-          <w:i/>
-          <w:iCs/>
-        </w:rPr>
-        <w:t>, describe what the goal is of your project.  What problem are you trying to solve or what opportunity are you trying to take advantage of</w:t>
-      </w:r>
-      <w:r>
-        <w:rPr>
-          <w:i/>
-          <w:iCs/>
-        </w:rPr>
-        <w:t>?</w:t>
-      </w:r>
-      <w:commentRangeEnd w:id="4"/>
-      <w:r>
-        <w:rPr>
-          <w:rStyle w:val="CommentReference"/>
-          <w:i/>
-          <w:iCs/>
-          <w:sz w:val="24"/>
-          <w:szCs w:val="24"/>
-        </w:rPr>
-        <w:commentReference w:id="4"/>
-      </w:r>
-      <w:r>
-        <w:rPr>
-          <w:i/>
-          <w:iCs/>
-        </w:rPr>
+      <w:r>
+        <w:t>all-in-one</w:t>
+      </w:r>
+      <w:r>
+        <w:t xml:space="preserve"> wellness app focusing </w:t>
+      </w:r>
+      <w:proofErr w:type="gramStart"/>
+      <w:r>
+        <w:t>around</w:t>
+      </w:r>
+      <w:proofErr w:type="gramEnd"/>
+      <w:r>
+        <w:t xml:space="preserve"> yo</w:t>
+      </w:r>
+      <w:r>
+        <w:t xml:space="preserve">u and your sleep. Currently there is no </w:t>
+      </w:r>
+      <w:r>
+        <w:t xml:space="preserve">major sleep app that not only focuses on </w:t>
+      </w:r>
+      <w:r>
+        <w:t xml:space="preserve">your unconscious </w:t>
+      </w:r>
+      <w:r>
+        <w:t>wellbeing</w:t>
+      </w:r>
+      <w:r>
+        <w:t xml:space="preserve"> but also</w:t>
+      </w:r>
+      <w:r>
         <w:t xml:space="preserve"> </w:t>
       </w:r>
-    </w:p>
-    <w:p>
-      <w:r>
-        <w:t>What is the purpose of Dreamscape</w:t>
-      </w:r>
-      <w:r>
-        <w:t>? The ans</w:t>
-      </w:r>
-      <w:r>
-        <w:t>wer is very simple. Dream</w:t>
-      </w:r>
-      <w:r>
-        <w:t xml:space="preserve">scape is </w:t>
-      </w:r>
-      <w:r>
-        <w:t>an</w:t>
-      </w:r>
-      <w:r>
-        <w:t xml:space="preserve"> </w:t>
-      </w:r>
-      <w:r>
-        <w:t>all-in-one</w:t>
-      </w:r>
-      <w:r>
-        <w:t xml:space="preserve"> wellness app focusing around yo</w:t>
-      </w:r>
-      <w:r>
-        <w:t xml:space="preserve">u and your sleep. Currently there is no </w:t>
-      </w:r>
-      <w:r>
-        <w:t xml:space="preserve">major sleep app that not only focuses on </w:t>
-      </w:r>
-      <w:r>
-        <w:t xml:space="preserve">your unconscious </w:t>
-      </w:r>
-      <w:r>
-        <w:t>wellbeing</w:t>
-      </w:r>
-      <w:r>
-        <w:t xml:space="preserve"> but also</w:t>
-      </w:r>
-      <w:r>
-        <w:t xml:space="preserve"> </w:t>
-      </w:r>
       <w:r>
         <w:t>your</w:t>
       </w:r>
@@ -1368,7 +1312,15 @@
         <w:t xml:space="preserve"> the</w:t>
       </w:r>
       <w:r>
-        <w:t xml:space="preserve"> formula to a great start to your day</w:t>
+        <w:t xml:space="preserve"> formula </w:t>
+      </w:r>
+      <w:proofErr w:type="gramStart"/>
+      <w:r>
+        <w:t>to</w:t>
+      </w:r>
+      <w:proofErr w:type="gramEnd"/>
+      <w:r>
+        <w:t xml:space="preserve"> a great start to your day</w:t>
       </w:r>
       <w:r>
         <w:t xml:space="preserve">. </w:t>
@@ -1432,10 +1384,22 @@
         <w:t xml:space="preserve">. </w:t>
       </w:r>
       <w:r>
-        <w:t>Most apps only focus on 2 things</w:t>
-      </w:r>
-      <w:r>
-        <w:t xml:space="preserve">. The total time of each rest and </w:t>
+        <w:t xml:space="preserve">Most apps only focus on </w:t>
+      </w:r>
+      <w:r>
+        <w:t>two</w:t>
+      </w:r>
+      <w:r>
+        <w:t xml:space="preserve"> things</w:t>
+      </w:r>
+      <w:r>
+        <w:t xml:space="preserve"> </w:t>
+      </w:r>
+      <w:r>
+        <w:t>t</w:t>
+      </w:r>
+      <w:r>
+        <w:t xml:space="preserve">he total time of each rest and </w:t>
       </w:r>
       <w:r>
         <w:t>if you make sounds during the night.</w:t>
@@ -1483,10 +1447,10 @@
         <w:t>is</w:t>
       </w:r>
       <w:r>
-        <w:t xml:space="preserve"> unique</w:t>
-      </w:r>
-      <w:r>
-        <w:t>,</w:t>
+        <w:t xml:space="preserve"> </w:t>
+      </w:r>
+      <w:r>
+        <w:t>unique</w:t>
       </w:r>
       <w:r>
         <w:t xml:space="preserve"> is</w:t>
@@ -1547,7 +1511,7 @@
       <w:pPr>
         <w:pStyle w:val="Heading2"/>
       </w:pPr>
-      <w:bookmarkStart w:id="5" w:name="_Toc133671268"/>
+      <w:bookmarkStart w:id="4" w:name="_Toc228610143"/>
       <w:r>
         <w:rPr>
           <w:b/>
@@ -1556,30 +1520,14 @@
         <w:lastRenderedPageBreak/>
         <w:t>Anticipated Business/Personal Benefits</w:t>
       </w:r>
-      <w:bookmarkEnd w:id="5"/>
-    </w:p>
-    <w:p>
-      <w:pPr>
+      <w:bookmarkEnd w:id="4"/>
+      <w:r>
         <w:rPr>
-          <w:i/>
-          <w:iCs/>
+          <w:b/>
+          <w:color w:val="339966"/>
         </w:rPr>
-      </w:pPr>
-      <w:r>
-        <w:rPr>
-          <w:i/>
-          <w:iCs/>
-        </w:rPr>
-        <w:t>In one paragraph, describe what your company will hope to achieve by creating this application.  In another paragraph, describe the benefits to the users.</w:t>
-      </w:r>
-    </w:p>
-    <w:p>
-      <w:pPr>
-        <w:rPr>
-          <w:i/>
-          <w:iCs/>
-        </w:rPr>
-      </w:pPr>
+        <w:t xml:space="preserve"> (MC)</w:t>
+      </w:r>
     </w:p>
     <w:p>
       <w:r>
@@ -1638,7 +1586,15 @@
         <w:t xml:space="preserve"> a higher understanding</w:t>
       </w:r>
       <w:r>
-        <w:t xml:space="preserve"> on how</w:t>
+        <w:t xml:space="preserve"> </w:t>
+      </w:r>
+      <w:proofErr w:type="gramStart"/>
+      <w:r>
+        <w:t>on</w:t>
+      </w:r>
+      <w:proofErr w:type="gramEnd"/>
+      <w:r>
+        <w:t xml:space="preserve"> how</w:t>
       </w:r>
       <w:r>
         <w:t xml:space="preserve"> the </w:t>
@@ -1761,7 +1717,13 @@
         <w:t xml:space="preserve"> routines giving you the best possible start </w:t>
       </w:r>
       <w:r>
-        <w:t xml:space="preserve">to your rest users should notice a bump </w:t>
+        <w:t>to your rest</w:t>
+      </w:r>
+      <w:r>
+        <w:t>,</w:t>
+      </w:r>
+      <w:r>
+        <w:t xml:space="preserve"> users should notice a bump </w:t>
       </w:r>
       <w:r>
         <w:t>into</w:t>
@@ -1770,7 +1732,15 @@
         <w:t xml:space="preserve"> their average energy during the day </w:t>
       </w:r>
       <w:r>
-        <w:t>and waking up less tired.</w:t>
+        <w:t xml:space="preserve">and </w:t>
+      </w:r>
+      <w:proofErr w:type="gramStart"/>
+      <w:r>
+        <w:t>waking</w:t>
+      </w:r>
+      <w:proofErr w:type="gramEnd"/>
+      <w:r>
+        <w:t xml:space="preserve"> up less tired.</w:t>
       </w:r>
       <w:r>
         <w:t xml:space="preserve"> Users will also no</w:t>
@@ -1813,7 +1783,7 @@
       <w:pPr>
         <w:pStyle w:val="Heading2"/>
       </w:pPr>
-      <w:bookmarkStart w:id="6" w:name="_Toc133671269"/>
+      <w:bookmarkStart w:id="5" w:name="_Toc228610144"/>
       <w:r>
         <w:rPr>
           <w:b/>
@@ -1821,9 +1791,13 @@
         </w:rPr>
         <w:t>System Capabilities</w:t>
       </w:r>
-      <w:bookmarkEnd w:id="6"/>
-      <w:r>
-        <w:t xml:space="preserve"> </w:t>
+      <w:bookmarkEnd w:id="5"/>
+      <w:r>
+        <w:rPr>
+          <w:b/>
+          <w:color w:val="339966"/>
+        </w:rPr>
+        <w:t xml:space="preserve"> (MC, MD, DC)</w:t>
       </w:r>
     </w:p>
     <w:p>
@@ -1833,49 +1807,12 @@
           <w:iCs/>
         </w:rPr>
       </w:pPr>
-      <w:r>
-        <w:rPr>
-          <w:i/>
-          <w:iCs/>
-        </w:rPr>
-        <w:t>L</w:t>
-      </w:r>
-      <w:r>
-        <w:rPr>
-          <w:i/>
-          <w:iCs/>
-        </w:rPr>
-        <w:t>ist of major functions of the system</w:t>
-      </w:r>
-      <w:r>
-        <w:rPr>
-          <w:i/>
-          <w:iCs/>
-        </w:rPr>
-        <w:t>.  These are taken from the Project Proposal and expanded upon.</w:t>
-      </w:r>
-    </w:p>
-    <w:p>
-      <w:pPr>
-        <w:rPr>
-          <w:i/>
-          <w:iCs/>
-        </w:rPr>
-      </w:pPr>
     </w:p>
     <w:p>
       <w:pPr>
         <w:spacing w:line="259" w:lineRule="auto"/>
-        <w:rPr>
-          <w:i/>
-          <w:iCs/>
-        </w:rPr>
-      </w:pPr>
-      <w:r>
-        <w:rPr>
-          <w:i/>
-          <w:iCs/>
-        </w:rPr>
+      </w:pPr>
+      <w:r>
         <w:t>Alarms: Functioning similarly to the alarm app provided on smartphones, Dreamscape comes with a built-in Alarm that can be used to maintain a proper sleep routine.</w:t>
       </w:r>
     </w:p>
@@ -1887,37 +1824,17 @@
           <w:numId w:val="15"/>
         </w:numPr>
         <w:spacing w:line="259" w:lineRule="auto"/>
-        <w:rPr>
-          <w:i/>
-          <w:iCs/>
-        </w:rPr>
-      </w:pPr>
-      <w:r>
-        <w:rPr>
-          <w:i/>
-          <w:iCs/>
-        </w:rPr>
+      </w:pPr>
+      <w:r>
         <w:t xml:space="preserve">If the user allows, Dreamscape can access screentime and link itself to a user’s smartwatch to </w:t>
       </w:r>
       <w:r>
-        <w:rPr>
-          <w:i/>
-          <w:iCs/>
-        </w:rPr>
         <w:t xml:space="preserve">adjust alarm times to the best times for that individual or </w:t>
       </w:r>
       <w:r>
-        <w:rPr>
-          <w:i/>
-          <w:iCs/>
-        </w:rPr>
         <w:t>what is healthiest</w:t>
       </w:r>
       <w:r>
-        <w:rPr>
-          <w:i/>
-          <w:iCs/>
-        </w:rPr>
         <w:t>.</w:t>
       </w:r>
     </w:p>
@@ -1929,53 +1846,22 @@
           <w:numId w:val="15"/>
         </w:numPr>
         <w:spacing w:line="259" w:lineRule="auto"/>
-        <w:rPr>
-          <w:i/>
-          <w:iCs/>
-        </w:rPr>
-      </w:pPr>
-      <w:r>
-        <w:rPr>
-          <w:i/>
-          <w:iCs/>
-        </w:rPr>
-        <w:t xml:space="preserve">Several alarms can be created; each can have their own assigned audio from a provided library, or a user can import sounds. </w:t>
-      </w:r>
-    </w:p>
-    <w:p>
-      <w:pPr>
-        <w:pStyle w:val="ListParagraph"/>
-        <w:numPr>
-          <w:ilvl w:val="0"/>
-          <w:numId w:val="15"/>
-        </w:numPr>
-        <w:spacing w:line="259" w:lineRule="auto"/>
-        <w:rPr>
-          <w:i/>
-          <w:iCs/>
-        </w:rPr>
-      </w:pPr>
-    </w:p>
-    <w:p>
-      <w:pPr>
-        <w:rPr>
-          <w:i/>
-          <w:iCs/>
-        </w:rPr>
-      </w:pPr>
-    </w:p>
-    <w:p>
-      <w:pPr>
-        <w:rPr>
-          <w:i/>
-          <w:iCs/>
-        </w:rPr>
-      </w:pPr>
-      <w:r>
-        <w:rPr>
-          <w:i/>
-          <w:iCs/>
-        </w:rPr>
+      </w:pPr>
+      <w:r>
+        <w:t xml:space="preserve">Several alarms can be created; each can have their own assigned audio from a </w:t>
+      </w:r>
+      <w:proofErr w:type="gramStart"/>
+      <w:r>
+        <w:t>provided library</w:t>
+      </w:r>
+      <w:proofErr w:type="gramEnd"/>
+      <w:r>
+        <w:t xml:space="preserve">, or a user can import sounds. </w:t>
+      </w:r>
+    </w:p>
+    <w:p/>
+    <w:p>
+      <w:r>
         <w:t>Routines: Dreamscape can be used to log tasks or routines for a user to complete before going to sleep.</w:t>
       </w:r>
     </w:p>
@@ -1986,16 +1872,8 @@
           <w:ilvl w:val="0"/>
           <w:numId w:val="10"/>
         </w:numPr>
-        <w:rPr>
-          <w:i/>
-          <w:iCs/>
-        </w:rPr>
-      </w:pPr>
-      <w:r>
-        <w:rPr>
-          <w:i/>
-          <w:iCs/>
-        </w:rPr>
+      </w:pPr>
+      <w:r>
         <w:t>If there is sufficient data, whether from other functionalities or smartwatch monitoring, Dreamscape can generate recommended routines for a user.</w:t>
       </w:r>
     </w:p>
@@ -2006,40 +1884,14 @@
           <w:ilvl w:val="0"/>
           <w:numId w:val="10"/>
         </w:numPr>
-        <w:rPr>
-          <w:i/>
-          <w:iCs/>
-        </w:rPr>
-      </w:pPr>
-      <w:r>
-        <w:rPr>
-          <w:i/>
-          <w:iCs/>
-        </w:rPr>
-        <w:lastRenderedPageBreak/>
+      </w:pPr>
+      <w:r>
         <w:t>Several routines can be made or adjusted to shift based on the user’s needs or circumstances. Routines can be applied to certain days depending on the user’s schedule or free time.</w:t>
       </w:r>
     </w:p>
-    <w:p>
-      <w:pPr>
-        <w:rPr>
-          <w:i/>
-          <w:iCs/>
-        </w:rPr>
-      </w:pPr>
-    </w:p>
-    <w:p>
-      <w:pPr>
-        <w:rPr>
-          <w:i/>
-          <w:iCs/>
-        </w:rPr>
-      </w:pPr>
-      <w:r>
-        <w:rPr>
-          <w:i/>
-          <w:iCs/>
-        </w:rPr>
+    <w:p/>
+    <w:p>
+      <w:r>
         <w:t>Music/Ambiance: Dreamscape has its own library of music and ambiance that a user can listen to before or during their sleep.</w:t>
       </w:r>
     </w:p>
@@ -2050,16 +1902,9 @@
           <w:ilvl w:val="0"/>
           <w:numId w:val="9"/>
         </w:numPr>
-        <w:rPr>
-          <w:i/>
-          <w:iCs/>
-        </w:rPr>
-      </w:pPr>
-      <w:r>
-        <w:rPr>
-          <w:i/>
-          <w:iCs/>
-        </w:rPr>
+      </w:pPr>
+      <w:r>
+        <w:lastRenderedPageBreak/>
         <w:t>These audio tracks can be set to last for a certain duration of time or loop indefinitely.</w:t>
       </w:r>
     </w:p>
@@ -2070,16 +1915,8 @@
           <w:ilvl w:val="0"/>
           <w:numId w:val="9"/>
         </w:numPr>
-        <w:rPr>
-          <w:i/>
-          <w:iCs/>
-        </w:rPr>
-      </w:pPr>
-      <w:r>
-        <w:rPr>
-          <w:i/>
-          <w:iCs/>
-        </w:rPr>
+      </w:pPr>
+      <w:r>
         <w:t>The user’s smartphone does not need to be unlocked and active to play, as Dreamscape utilizes the background play feature which will conserve power.</w:t>
       </w:r>
     </w:p>
@@ -2090,39 +1927,14 @@
           <w:ilvl w:val="0"/>
           <w:numId w:val="9"/>
         </w:numPr>
-        <w:rPr>
-          <w:i/>
-          <w:iCs/>
-        </w:rPr>
-      </w:pPr>
-      <w:r>
-        <w:rPr>
-          <w:i/>
-          <w:iCs/>
-        </w:rPr>
+      </w:pPr>
+      <w:r>
         <w:t>Users can import audio tracks for custom music or ambiance as well.</w:t>
       </w:r>
     </w:p>
-    <w:p>
-      <w:pPr>
-        <w:rPr>
-          <w:i/>
-          <w:iCs/>
-        </w:rPr>
-      </w:pPr>
-    </w:p>
-    <w:p>
-      <w:pPr>
-        <w:rPr>
-          <w:i/>
-          <w:iCs/>
-        </w:rPr>
-      </w:pPr>
-      <w:r>
-        <w:rPr>
-          <w:i/>
-          <w:iCs/>
-        </w:rPr>
+    <w:p/>
+    <w:p>
+      <w:r>
         <w:t>Mediation Tips/Advice: Dreamscape can also provide mediation tips for its users or general advice for better sleeping habits.</w:t>
       </w:r>
     </w:p>
@@ -2133,16 +1945,8 @@
           <w:ilvl w:val="0"/>
           <w:numId w:val="8"/>
         </w:numPr>
-        <w:rPr>
-          <w:i/>
-          <w:iCs/>
-        </w:rPr>
-      </w:pPr>
-      <w:r>
-        <w:rPr>
-          <w:i/>
-          <w:iCs/>
-        </w:rPr>
+      </w:pPr>
+      <w:r>
         <w:t xml:space="preserve">The accuracy of these tips can be determined by a user’s interaction with other functions and smartwatch compatibility. </w:t>
       </w:r>
     </w:p>
@@ -2151,61 +1955,16 @@
         <w:pStyle w:val="ListParagraph"/>
         <w:numPr>
           <w:ilvl w:val="0"/>
-          <w:numId w:val="3"/>
+          <w:numId w:val="8"/>
         </w:numPr>
-        <w:rPr>
-          <w:i/>
-          <w:iCs/>
-        </w:rPr>
-      </w:pPr>
-      <w:r>
-        <w:rPr>
-          <w:i/>
-          <w:iCs/>
-        </w:rPr>
+      </w:pPr>
+      <w:r>
         <w:t>Through data collection, Dreamscape can adjust its advice for those who may have trouble with specific aspects of sleep, such as falling asleep or waking up during the night.</w:t>
       </w:r>
     </w:p>
-    <w:p>
-      <w:pPr>
-        <w:pStyle w:val="ListParagraph"/>
-        <w:numPr>
-          <w:ilvl w:val="0"/>
-          <w:numId w:val="3"/>
-        </w:numPr>
-        <w:rPr>
-          <w:i/>
-          <w:iCs/>
-        </w:rPr>
-      </w:pPr>
-      <w:r>
-        <w:rPr>
-          <w:i/>
-          <w:iCs/>
-        </w:rPr>
-        <w:t xml:space="preserve"> </w:t>
-      </w:r>
-    </w:p>
-    <w:p>
-      <w:pPr>
-        <w:rPr>
-          <w:i/>
-          <w:iCs/>
-        </w:rPr>
-      </w:pPr>
-    </w:p>
-    <w:p>
-      <w:pPr>
-        <w:rPr>
-          <w:i/>
-          <w:iCs/>
-        </w:rPr>
-      </w:pPr>
-      <w:r>
-        <w:rPr>
-          <w:i/>
-          <w:iCs/>
-        </w:rPr>
+    <w:p/>
+    <w:p>
+      <w:r>
         <w:t xml:space="preserve">Smartwatch Compatibility: Dreamscape has smartwatch compatibility, allowing Dreamscape to link its features with a user’s personal smartwatch to monitor bodily functions such as heart rate, breathing patterns, and wakefulness. </w:t>
       </w:r>
     </w:p>
@@ -2216,16 +1975,8 @@
           <w:ilvl w:val="0"/>
           <w:numId w:val="2"/>
         </w:numPr>
-        <w:rPr>
-          <w:i/>
-          <w:iCs/>
-        </w:rPr>
-      </w:pPr>
-      <w:r>
-        <w:rPr>
-          <w:i/>
-          <w:iCs/>
-        </w:rPr>
+      </w:pPr>
+      <w:r>
         <w:t>Linking Dreamscape to a smartwatch provides significantly greater accuracy in Dreamscape’s analysis and aid for users.</w:t>
       </w:r>
     </w:p>
@@ -2236,39 +1987,14 @@
           <w:ilvl w:val="0"/>
           <w:numId w:val="2"/>
         </w:numPr>
-        <w:rPr>
-          <w:i/>
-          <w:iCs/>
-        </w:rPr>
-      </w:pPr>
-      <w:r>
-        <w:rPr>
-          <w:i/>
-          <w:iCs/>
-        </w:rPr>
+      </w:pPr>
+      <w:r>
         <w:t>This data can be saved onto a device and transferred to new devices easily.</w:t>
       </w:r>
     </w:p>
-    <w:p>
-      <w:pPr>
-        <w:rPr>
-          <w:i/>
-          <w:iCs/>
-        </w:rPr>
-      </w:pPr>
-    </w:p>
-    <w:p>
-      <w:pPr>
-        <w:rPr>
-          <w:i/>
-          <w:iCs/>
-        </w:rPr>
-      </w:pPr>
-      <w:r>
-        <w:rPr>
-          <w:i/>
-          <w:iCs/>
-        </w:rPr>
+    <w:p/>
+    <w:p>
+      <w:r>
         <w:t>Free Version</w:t>
       </w:r>
     </w:p>
@@ -2279,40 +2005,15 @@
           <w:ilvl w:val="0"/>
           <w:numId w:val="1"/>
         </w:numPr>
-        <w:rPr>
-          <w:i/>
-          <w:iCs/>
-        </w:rPr>
-      </w:pPr>
-      <w:r>
-        <w:rPr>
-          <w:i/>
-          <w:iCs/>
-        </w:rPr>
+      </w:pPr>
+      <w:r>
         <w:t>Alarm and sleep scheduling</w:t>
       </w:r>
     </w:p>
-    <w:p>
-      <w:pPr>
-        <w:rPr>
-          <w:i/>
-          <w:iCs/>
-        </w:rPr>
-      </w:pPr>
-    </w:p>
-    <w:p>
-      <w:pPr>
-        <w:rPr>
-          <w:i/>
-          <w:iCs/>
-        </w:rPr>
-      </w:pPr>
-      <w:r>
-        <w:rPr>
-          <w:i/>
-          <w:iCs/>
-        </w:rPr>
-        <w:t>Premium Version: Dreamscape offers a premium that provides enhanced features for those who pay monthly ($9.99) and yearly fees ($99.99).</w:t>
+    <w:p/>
+    <w:p>
+      <w:r>
+        <w:t>Premium Version: Dreamscape offers a premium that provides enhanced features for those who pay monthly and yearly fees.</w:t>
       </w:r>
     </w:p>
     <w:p>
@@ -2322,24 +2023,20 @@
           <w:ilvl w:val="0"/>
           <w:numId w:val="16"/>
         </w:numPr>
+      </w:pPr>
+      <w:r>
+        <w:t>Features everything in the free version but also includes music/ambiance, mediation tips/advice, and generated routines.</w:t>
+      </w:r>
+    </w:p>
+    <w:p>
+      <w:pPr>
+        <w:pStyle w:val="Heading2"/>
         <w:rPr>
-          <w:i/>
-          <w:iCs/>
+          <w:b/>
+          <w:color w:val="339966"/>
         </w:rPr>
       </w:pPr>
-      <w:r>
-        <w:rPr>
-          <w:i/>
-          <w:iCs/>
-        </w:rPr>
-        <w:t>Features everything in the free version but also includes music/ambiance, mediation tips/advice, and generated routines.</w:t>
-      </w:r>
-    </w:p>
-    <w:p>
-      <w:pPr>
-        <w:pStyle w:val="Heading2"/>
-      </w:pPr>
-      <w:bookmarkStart w:id="7" w:name="_Toc133671270"/>
+      <w:bookmarkStart w:id="6" w:name="_Toc228610145"/>
       <w:r>
         <w:rPr>
           <w:b/>
@@ -2347,113 +2044,24 @@
         </w:rPr>
         <w:t>System Context</w:t>
       </w:r>
-      <w:bookmarkEnd w:id="7"/>
-    </w:p>
-    <w:p>
-      <w:pPr>
+      <w:bookmarkEnd w:id="6"/>
+      <w:r>
         <w:rPr>
-          <w:i/>
-          <w:iCs/>
+          <w:b/>
+          <w:color w:val="339966"/>
         </w:rPr>
-      </w:pPr>
-      <w:r>
-        <w:rPr>
-          <w:i/>
-          <w:iCs/>
-        </w:rPr>
-        <w:t xml:space="preserve">Using Visio </w:t>
-      </w:r>
-      <w:r>
-        <w:rPr>
-          <w:i/>
-          <w:iCs/>
-        </w:rPr>
-        <w:t>or draw.io</w:t>
-      </w:r>
-      <w:r>
-        <w:rPr>
-          <w:i/>
-          <w:iCs/>
-        </w:rPr>
-        <w:t xml:space="preserve">, </w:t>
-      </w:r>
-      <w:r>
-        <w:rPr>
-          <w:i/>
-          <w:iCs/>
-        </w:rPr>
-        <w:t>create a System Context Diagram which depicts the primary use</w:t>
-      </w:r>
-      <w:r>
-        <w:rPr>
-          <w:i/>
-          <w:iCs/>
-        </w:rPr>
-        <w:t>r</w:t>
-      </w:r>
-      <w:r>
-        <w:rPr>
-          <w:i/>
-          <w:iCs/>
-        </w:rPr>
-        <w:t>s of the system and the information that is exchanged between them and the system</w:t>
-      </w:r>
-      <w:r>
-        <w:rPr>
-          <w:i/>
-          <w:iCs/>
-        </w:rPr>
-        <w:t xml:space="preserve">. </w:t>
-      </w:r>
-    </w:p>
-    <w:p>
-      <w:pPr>
-        <w:rPr>
-          <w:i/>
-          <w:iCs/>
-        </w:rPr>
-      </w:pPr>
-    </w:p>
-    <w:p>
-      <w:pPr>
-        <w:rPr>
-          <w:i/>
-          <w:iCs/>
-        </w:rPr>
-      </w:pPr>
-      <w:r>
-        <w:rPr>
-          <w:i/>
-          <w:iCs/>
-        </w:rPr>
-        <w:t xml:space="preserve">Submit the </w:t>
-      </w:r>
-      <w:r>
-        <w:rPr>
-          <w:i/>
-          <w:iCs/>
-        </w:rPr>
-        <w:t>System Context</w:t>
-      </w:r>
-      <w:r>
-        <w:rPr>
-          <w:i/>
-          <w:iCs/>
-        </w:rPr>
-        <w:t xml:space="preserve"> file as a separate file from your plan document</w:t>
-      </w:r>
-      <w:r>
-        <w:rPr>
-          <w:i/>
-          <w:iCs/>
-        </w:rPr>
-        <w:t xml:space="preserve"> </w:t>
-      </w:r>
-    </w:p>
-    <w:p>
-      <w:pPr>
-        <w:ind w:left="2160"/>
-      </w:pPr>
+        <w:t xml:space="preserve"> (MD)</w:t>
+      </w:r>
+    </w:p>
+    <w:p>
+      <w:hyperlink r:id="rId9" w:history="1">
+        <w:r>
+          <w:rPr>
+            <w:rStyle w:val="Hyperlink"/>
+          </w:rPr>
+          <w:t>Here is the System Context Diagram</w:t>
+        </w:r>
+      </w:hyperlink>
     </w:p>
     <w:p>
       <w:pPr>
@@ -2462,150 +2070,36 @@
           <w:b/>
         </w:rPr>
       </w:pPr>
-      <w:bookmarkStart w:id="8" w:name="_Toc133671271"/>
+      <w:bookmarkStart w:id="7" w:name="_Toc228610146"/>
       <w:r>
         <w:rPr>
           <w:b/>
         </w:rPr>
         <w:t>Schedule</w:t>
       </w:r>
-      <w:bookmarkEnd w:id="8"/>
-    </w:p>
-    <w:p>
-      <w:pPr>
-        <w:rPr>
-          <w:i/>
-          <w:iCs/>
-        </w:rPr>
-      </w:pPr>
-      <w:commentRangeStart w:id="9"/>
-      <w:r>
-        <w:rPr>
-          <w:i/>
-          <w:iCs/>
-        </w:rPr>
-        <w:t>U</w:t>
-      </w:r>
-      <w:r>
-        <w:rPr>
-          <w:i/>
-          <w:iCs/>
-        </w:rPr>
-        <w:t>sing MS Project</w:t>
-      </w:r>
-      <w:r>
-        <w:rPr>
-          <w:i/>
-          <w:iCs/>
-        </w:rPr>
-        <w:t>/Project Libre</w:t>
-      </w:r>
-      <w:r>
-        <w:rPr>
-          <w:i/>
-          <w:iCs/>
-        </w:rPr>
-        <w:t>, create a Work Breakdown Structure Chart, identifying all tasks</w:t>
-      </w:r>
-      <w:r>
-        <w:rPr>
-          <w:i/>
-          <w:iCs/>
-        </w:rPr>
-        <w:t xml:space="preserve"> required to complete this team project</w:t>
-      </w:r>
-      <w:r>
-        <w:rPr>
-          <w:i/>
-          <w:iCs/>
-        </w:rPr>
-        <w:t xml:space="preserve">, dependencies and </w:t>
-      </w:r>
-      <w:r>
-        <w:rPr>
-          <w:i/>
-          <w:iCs/>
-        </w:rPr>
-        <w:t xml:space="preserve">staff </w:t>
-      </w:r>
-      <w:r>
-        <w:rPr>
-          <w:i/>
-          <w:iCs/>
-        </w:rPr>
-        <w:t>resources for each of the tasks</w:t>
-      </w:r>
-      <w:r>
-        <w:rPr>
-          <w:i/>
-          <w:iCs/>
-        </w:rPr>
-        <w:t>.</w:t>
-      </w:r>
-      <w:r>
-        <w:rPr>
-          <w:i/>
-          <w:iCs/>
-        </w:rPr>
-        <w:t xml:space="preserve">  Include phases to group and organize your tasks and include milestones.</w:t>
-      </w:r>
-    </w:p>
-    <w:p>
-      <w:pPr>
-        <w:rPr>
-          <w:b/>
-          <w:i/>
-          <w:iCs/>
-        </w:rPr>
-      </w:pPr>
-    </w:p>
-    <w:p>
-      <w:pPr>
-        <w:rPr>
-          <w:i/>
-          <w:iCs/>
-        </w:rPr>
-      </w:pPr>
-      <w:r>
-        <w:rPr>
-          <w:i/>
-          <w:iCs/>
-        </w:rPr>
-        <w:t xml:space="preserve">Submit the </w:t>
-      </w:r>
-      <w:r>
-        <w:rPr>
-          <w:i/>
-          <w:iCs/>
-        </w:rPr>
-        <w:t>schedule</w:t>
-      </w:r>
-      <w:r>
-        <w:rPr>
-          <w:i/>
-          <w:iCs/>
-        </w:rPr>
-        <w:t xml:space="preserve"> file as a separate file from your plan document.</w:t>
-      </w:r>
-      <w:commentRangeEnd w:id="9"/>
-      <w:r>
-        <w:rPr>
-          <w:rStyle w:val="CommentReference"/>
-          <w:i/>
-          <w:iCs/>
-          <w:sz w:val="24"/>
-          <w:szCs w:val="24"/>
-        </w:rPr>
-        <w:commentReference w:id="9"/>
-      </w:r>
-    </w:p>
-    <w:p>
-      <w:pPr>
-        <w:ind w:left="720"/>
+      <w:bookmarkEnd w:id="7"/>
+      <w:r>
         <w:rPr>
           <w:b/>
         </w:rPr>
-      </w:pPr>
+        <w:t xml:space="preserve"> (MC)</w:t>
+      </w:r>
+    </w:p>
+    <w:p>
+      <w:pPr>
+        <w:rPr>
+          <w:b/>
+        </w:rPr>
+      </w:pPr>
+      <w:hyperlink r:id="rId10" w:history="1">
+        <w:r>
+          <w:rPr>
+            <w:rStyle w:val="Hyperlink"/>
+            <w:b/>
+          </w:rPr>
+          <w:t>Here is the schedule</w:t>
+        </w:r>
+      </w:hyperlink>
     </w:p>
     <w:p>
       <w:pPr>
@@ -2615,7 +2109,7 @@
           <w:bCs/>
         </w:rPr>
       </w:pPr>
-      <w:bookmarkStart w:id="10" w:name="_Toc133671272"/>
+      <w:bookmarkStart w:id="8" w:name="_Toc228610147"/>
       <w:r>
         <w:rPr>
           <w:b/>
@@ -2623,7 +2117,14 @@
         </w:rPr>
         <w:t>Staff Organization</w:t>
       </w:r>
-      <w:bookmarkEnd w:id="10"/>
+      <w:bookmarkEnd w:id="8"/>
+      <w:r>
+        <w:rPr>
+          <w:b/>
+          <w:bCs/>
+        </w:rPr>
+        <w:t xml:space="preserve"> (MC)</w:t>
+      </w:r>
     </w:p>
     <w:p>
       <w:pPr>
@@ -2675,36 +2176,72 @@
           <w:i/>
           <w:iCs/>
         </w:rPr>
-        <w:t>Damon Corso – Arist and Media Aesthetics department</w:t>
+        <w:t>Damon Corso – Ar</w:t>
+      </w:r>
+      <w:r>
+        <w:rPr>
+          <w:i/>
+          <w:iCs/>
+        </w:rPr>
+        <w:t>t</w:t>
+      </w:r>
+      <w:r>
+        <w:rPr>
+          <w:i/>
+          <w:iCs/>
+        </w:rPr>
+        <w:t>ist and Media Aesthetics department</w:t>
       </w:r>
     </w:p>
     <w:p>
       <w:pPr>
         <w:pStyle w:val="Heading1"/>
       </w:pPr>
-      <w:bookmarkStart w:id="11" w:name="_Toc133671274"/>
+      <w:bookmarkStart w:id="9" w:name="_Toc228610148"/>
       <w:r>
         <w:rPr>
           <w:b/>
         </w:rPr>
+        <w:lastRenderedPageBreak/>
         <w:t>Tracking and control mechanisms</w:t>
       </w:r>
-      <w:bookmarkEnd w:id="11"/>
+      <w:bookmarkEnd w:id="9"/>
+      <w:r>
+        <w:rPr>
+          <w:b/>
+        </w:rPr>
+        <w:t xml:space="preserve"> (MC)</w:t>
+      </w:r>
       <w:r>
         <w:t xml:space="preserve"> </w:t>
       </w:r>
     </w:p>
     <w:p>
       <w:r>
-        <w:t xml:space="preserve">I will be using both Notepad and Microsoft word to sort of </w:t>
-      </w:r>
-      <w:bookmarkStart w:id="12" w:name="_Int_21XNXWKr"/>
+        <w:t>We</w:t>
+      </w:r>
+      <w:r>
+        <w:t xml:space="preserve"> will be using both Notepad and Microsoft </w:t>
+      </w:r>
+      <w:r>
+        <w:t>W</w:t>
+      </w:r>
+      <w:r>
+        <w:t xml:space="preserve">ord to </w:t>
+      </w:r>
+      <w:bookmarkStart w:id="10" w:name="_Int_21XNXWKr"/>
       <w:r>
         <w:t>document</w:t>
       </w:r>
-      <w:bookmarkEnd w:id="12"/>
-      <w:r>
-        <w:t xml:space="preserve"> and organize the changes of the project. This is that all documentation will be held in an organized place of work. In movement of that, I will also back-up all documentation in a Google Drive/OneDrive to make sure </w:t>
+      <w:bookmarkEnd w:id="10"/>
+      <w:r>
+        <w:t xml:space="preserve"> and organize the project. This is that all documentation will be held in an organized place of work. In </w:t>
+      </w:r>
+      <w:r>
+        <w:t>support</w:t>
+      </w:r>
+      <w:r>
+        <w:t xml:space="preserve"> of that, I will also back-up all documentation in a Google Drive/OneDrive to make sure </w:t>
       </w:r>
       <w:r>
         <w:t>all</w:t>
@@ -2716,7 +2253,13 @@
         <w:t>what we</w:t>
       </w:r>
       <w:r>
-        <w:t xml:space="preserve"> will do for the project that day.</w:t>
+        <w:t xml:space="preserve"> will do for the project that </w:t>
+      </w:r>
+      <w:r>
+        <w:t>week</w:t>
+      </w:r>
+      <w:r>
+        <w:t>.</w:t>
       </w:r>
     </w:p>
     <w:sectPr>
@@ -2727,76 +2270,6 @@
     </w:sectPr>
   </w:body>
 </w:document>
-</file>
-
-<file path=word/comments.xml><?xml version="1.0" encoding="utf-8"?>
-<w:comments xmlns:wpc="http://schemas.microsoft.com/office/word/2010/wordprocessingCanvas" xmlns:cx="http://schemas.microsoft.com/office/drawing/2014/chartex" xmlns:cx1="http://schemas.microsoft.com/office/drawing/2015/9/8/chartex" xmlns:cx2="http://schemas.microsoft.com/office/drawing/2015/10/21/chartex" xmlns:cx3="http://schemas.microsoft.com/office/drawing/2016/5/9/chartex" xmlns:cx4="http://schemas.microsoft.com/office/drawing/2016/5/10/chartex" xmlns:cx5="http://schemas.microsoft.com/office/drawing/2016/5/11/chartex" xmlns:cx6="http://schemas.microsoft.com/office/drawing/2016/5/12/chartex" xmlns:cx7="http://schemas.microsoft.com/office/drawing/2016/5/13/chartex" xmlns:cx8="http://schemas.microsoft.com/office/drawing/2016/5/14/chartex" xmlns:mc="http://schemas.openxmlformats.org/markup-compatibility/2006" xmlns:aink="http://schemas.microsoft.com/office/drawing/2016/ink" xmlns:am3d="http://schemas.microsoft.com/office/drawing/2017/model3d" xmlns:o="urn:schemas-microsoft-com:office:office" xmlns:oel="http://schemas.microsoft.com/office/2019/extlst" xmlns:r="http://schemas.openxmlformats.org/officeDocument/2006/relationships" xmlns:m="http://schemas.openxmlformats.org/officeDocument/2006/math" xmlns:v="urn:schemas-microsoft-com:vml" xmlns:wp14="http://schemas.microsoft.com/office/word/2010/wordprocessingDrawing" xmlns:wp="http://schemas.openxmlformats.org/drawingml/2006/wordprocessingDrawing" xmlns:w10="urn:schemas-microsoft-com:office:word" xmlns:w="http://schemas.openxmlformats.org/wordprocessingml/2006/main" xmlns:w14="http://schemas.microsoft.com/office/word/2010/wordml" xmlns:w15="http://schemas.microsoft.com/office/word/2012/wordml" xmlns:w16cex="http://schemas.microsoft.com/office/word/2018/wordml/cex" xmlns:w16cid="http://schemas.microsoft.com/office/word/2016/wordml/cid" xmlns:w16="http://schemas.microsoft.com/office/word/2018/wordml" xmlns:w16du="http://schemas.microsoft.com/office/word/2023/wordml/word16du" xmlns:w16sdtdh="http://schemas.microsoft.com/office/word/2020/wordml/sdtdatahash" xmlns:w16sdtfl="http://schemas.microsoft.com/office/word/2024/wordml/sdtformatlock" xmlns:w16se="http://schemas.microsoft.com/office/word/2015/wordml/symex" xmlns:wpg="http://schemas.microsoft.com/office/word/2010/wordprocessingGroup" xmlns:wpi="http://schemas.microsoft.com/office/word/2010/wordprocessingInk" xmlns:wne="http://schemas.microsoft.com/office/word/2006/wordml" xmlns:wps="http://schemas.microsoft.com/office/word/2010/wordprocessingShape" mc:Ignorable="w14 w15 w16se w16cid w16 w16cex w16sdtdh w16sdtfl w16du wp14">
-  <w:comment w:id="4" w:author="Miguel Cuon" w:date="2026-02-23T02:05:00Z" w:initials="MC">
-    <w:p>
-      <w:pPr>
-        <w:pStyle w:val="CommentText"/>
-      </w:pPr>
-      <w:r>
-        <w:rPr>
-          <w:rStyle w:val="CommentReference"/>
-        </w:rPr>
-        <w:annotationRef/>
-      </w:r>
-      <w:r>
-        <w:t>Damon, please work on this section and business section</w:t>
-      </w:r>
-    </w:p>
-  </w:comment>
-  <w:comment w:id="9" w:author="Miguel Cuon" w:date="2026-02-16T20:36:00Z" w:initials="MC">
-    <w:p>
-      <w:pPr>
-        <w:pStyle w:val="CommentText"/>
-      </w:pPr>
-      <w:r>
-        <w:rPr>
-          <w:rStyle w:val="CommentReference"/>
-        </w:rPr>
-        <w:annotationRef/>
-      </w:r>
-      <w:r>
-        <w:t>Will work on project libre with this later</w:t>
-      </w:r>
-    </w:p>
-  </w:comment>
-</w:comments>
-</file>
-
-<file path=word/commentsExtended.xml><?xml version="1.0" encoding="utf-8"?>
-<w15:commentsEx xmlns:wpc="http://schemas.microsoft.com/office/word/2010/wordprocessingCanvas" xmlns:cx="http://schemas.microsoft.com/office/drawing/2014/chartex" xmlns:cx1="http://schemas.microsoft.com/office/drawing/2015/9/8/chartex" xmlns:cx2="http://schemas.microsoft.com/office/drawing/2015/10/21/chartex" xmlns:cx3="http://schemas.microsoft.com/office/drawing/2016/5/9/chartex" xmlns:cx4="http://schemas.microsoft.com/office/drawing/2016/5/10/chartex" xmlns:cx5="http://schemas.microsoft.com/office/drawing/2016/5/11/chartex" xmlns:cx6="http://schemas.microsoft.com/office/drawing/2016/5/12/chartex" xmlns:cx7="http://schemas.microsoft.com/office/drawing/2016/5/13/chartex" xmlns:cx8="http://schemas.microsoft.com/office/drawing/2016/5/14/chartex" xmlns:mc="http://schemas.openxmlformats.org/markup-compatibility/2006" xmlns:aink="http://schemas.microsoft.com/office/drawing/2016/ink" xmlns:am3d="http://schemas.microsoft.com/office/drawing/2017/model3d" xmlns:o="urn:schemas-microsoft-com:office:office" xmlns:oel="http://schemas.microsoft.com/office/2019/extlst" xmlns:r="http://schemas.openxmlformats.org/officeDocument/2006/relationships" xmlns:m="http://schemas.openxmlformats.org/officeDocument/2006/math" xmlns:v="urn:schemas-microsoft-com:vml" xmlns:wp14="http://schemas.microsoft.com/office/word/2010/wordprocessingDrawing" xmlns:wp="http://schemas.openxmlformats.org/drawingml/2006/wordprocessingDrawing" xmlns:w10="urn:schemas-microsoft-com:office:word" xmlns:w="http://schemas.openxmlformats.org/wordprocessingml/2006/main" xmlns:w14="http://schemas.microsoft.com/office/word/2010/wordml" xmlns:w15="http://schemas.microsoft.com/office/word/2012/wordml" xmlns:w16cex="http://schemas.microsoft.com/office/word/2018/wordml/cex" xmlns:w16cid="http://schemas.microsoft.com/office/word/2016/wordml/cid" xmlns:w16="http://schemas.microsoft.com/office/word/2018/wordml" xmlns:w16du="http://schemas.microsoft.com/office/word/2023/wordml/word16du" xmlns:w16sdtdh="http://schemas.microsoft.com/office/word/2020/wordml/sdtdatahash" xmlns:w16sdtfl="http://schemas.microsoft.com/office/word/2024/wordml/sdtformatlock" xmlns:w16se="http://schemas.microsoft.com/office/word/2015/wordml/symex" xmlns:wpg="http://schemas.microsoft.com/office/word/2010/wordprocessingGroup" xmlns:wpi="http://schemas.microsoft.com/office/word/2010/wordprocessingInk" xmlns:wne="http://schemas.microsoft.com/office/word/2006/wordml" xmlns:wps="http://schemas.microsoft.com/office/word/2010/wordprocessingShape" mc:Ignorable="w14 w15 w16se w16cid w16 w16cex w16sdtdh w16sdtfl w16du wp14">
-  <w15:commentEx w15:paraId="509C18F2" w15:done="1"/>
-  <w15:commentEx w15:paraId="62C47104" w15:done="0"/>
-</w15:commentsEx>
-</file>
-
-<file path=word/commentsExtensible.xml><?xml version="1.0" encoding="utf-8"?>
-<w16cex:commentsExtensible xmlns:wpc="http://schemas.microsoft.com/office/word/2010/wordprocessingCanvas" xmlns:cx="http://schemas.microsoft.com/office/drawing/2014/chartex" xmlns:cx1="http://schemas.microsoft.com/office/drawing/2015/9/8/chartex" xmlns:cx2="http://schemas.microsoft.com/office/drawing/2015/10/21/chartex" xmlns:cx3="http://schemas.microsoft.com/office/drawing/2016/5/9/chartex" xmlns:cx4="http://schemas.microsoft.com/office/drawing/2016/5/10/chartex" xmlns:cx5="http://schemas.microsoft.com/office/drawing/2016/5/11/chartex" xmlns:cx6="http://schemas.microsoft.com/office/drawing/2016/5/12/chartex" xmlns:cx7="http://schemas.microsoft.com/office/drawing/2016/5/13/chartex" xmlns:cx8="http://schemas.microsoft.com/office/drawing/2016/5/14/chartex" xmlns:cr="http://schemas.microsoft.com/office/comments/2020/reactions" xmlns:mc="http://schemas.openxmlformats.org/markup-compatibility/2006" xmlns:aink="http://schemas.microsoft.com/office/drawing/2016/ink" xmlns:am3d="http://schemas.microsoft.com/office/drawing/2017/model3d" xmlns:o="urn:schemas-microsoft-com:office:office" xmlns:oel="http://schemas.microsoft.com/office/2019/extlst" xmlns:r="http://schemas.openxmlformats.org/officeDocument/2006/relationships" xmlns:m="http://schemas.openxmlformats.org/officeDocument/2006/math" xmlns:v="urn:schemas-microsoft-com:vml" xmlns:wp14="http://schemas.microsoft.com/office/word/2010/wordprocessingDrawing" xmlns:wp="http://schemas.openxmlformats.org/drawingml/2006/wordprocessingDrawing" xmlns:w10="urn:schemas-microsoft-com:office:word" xmlns:w="http://schemas.openxmlformats.org/wordprocessingml/2006/main" xmlns:w14="http://schemas.microsoft.com/office/word/2010/wordml" xmlns:w15="http://schemas.microsoft.com/office/word/2012/wordml" xmlns:w16cex="http://schemas.microsoft.com/office/word/2018/wordml/cex" xmlns:w16cid="http://schemas.microsoft.com/office/word/2016/wordml/cid" xmlns:w16="http://schemas.microsoft.com/office/word/2018/wordml" xmlns:w16du="http://schemas.microsoft.com/office/word/2023/wordml/word16du" xmlns:w16sdtdh="http://schemas.microsoft.com/office/word/2020/wordml/sdtdatahash" xmlns:w16sdtfl="http://schemas.microsoft.com/office/word/2024/wordml/sdtformatlock" xmlns:w16se="http://schemas.microsoft.com/office/word/2015/wordml/symex" xmlns:wpg="http://schemas.microsoft.com/office/word/2010/wordprocessingGroup" xmlns:wpi="http://schemas.microsoft.com/office/word/2010/wordprocessingInk" xmlns:wne="http://schemas.microsoft.com/office/word/2006/wordml" xmlns:wps="http://schemas.microsoft.com/office/word/2010/wordprocessingShape" mc:Ignorable="w14 w15 w16se w16cid w16 w16cex w16sdtdh w16sdtfl cr w16du wp14">
-  <w16cex:commentExtensible w16cex:durableId="666D570D" w16cex:dateUtc="2026-02-23T07:05:00Z">
-    <w16cex:extLst>
-      <w16:ext w16:uri="{CE6994B0-6A32-4C9F-8C6B-6E91EDA988CE}">
-        <cr:reactions xmlns:cr="http://schemas.microsoft.com/office/comments/2020/reactions">
-          <cr:reaction reactionType="1">
-            <cr:reactionInfo dateUtc="2026-03-02T17:13:24Z">
-              <cr:user userId="e83ab971ad298bb9" userProvider="Windows Live" userName="Miguel Cuon"/>
-            </cr:reactionInfo>
-          </cr:reaction>
-        </cr:reactions>
-      </w16:ext>
-    </w16cex:extLst>
-  </w16cex:commentExtensible>
-  <w16cex:commentExtensible w16cex:durableId="4016F423" w16cex:dateUtc="2026-02-17T01:36:00Z"/>
-</w16cex:commentsExtensible>
-</file>
-
-<file path=word/commentsIds.xml><?xml version="1.0" encoding="utf-8"?>
-<w16cid:commentsIds xmlns:wpc="http://schemas.microsoft.com/office/word/2010/wordprocessingCanvas" xmlns:cx="http://schemas.microsoft.com/office/drawing/2014/chartex" xmlns:cx1="http://schemas.microsoft.com/office/drawing/2015/9/8/chartex" xmlns:cx2="http://schemas.microsoft.com/office/drawing/2015/10/21/chartex" xmlns:cx3="http://schemas.microsoft.com/office/drawing/2016/5/9/chartex" xmlns:cx4="http://schemas.microsoft.com/office/drawing/2016/5/10/chartex" xmlns:cx5="http://schemas.microsoft.com/office/drawing/2016/5/11/chartex" xmlns:cx6="http://schemas.microsoft.com/office/drawing/2016/5/12/chartex" xmlns:cx7="http://schemas.microsoft.com/office/drawing/2016/5/13/chartex" xmlns:cx8="http://schemas.microsoft.com/office/drawing/2016/5/14/chartex" xmlns:mc="http://schemas.openxmlformats.org/markup-compatibility/2006" xmlns:aink="http://schemas.microsoft.com/office/drawing/2016/ink" xmlns:am3d="http://schemas.microsoft.com/office/drawing/2017/model3d" xmlns:o="urn:schemas-microsoft-com:office:office" xmlns:oel="http://schemas.microsoft.com/office/2019/extlst" xmlns:r="http://schemas.openxmlformats.org/officeDocument/2006/relationships" xmlns:m="http://schemas.openxmlformats.org/officeDocument/2006/math" xmlns:v="urn:schemas-microsoft-com:vml" xmlns:wp14="http://schemas.microsoft.com/office/word/2010/wordprocessingDrawing" xmlns:wp="http://schemas.openxmlformats.org/drawingml/2006/wordprocessingDrawing" xmlns:w10="urn:schemas-microsoft-com:office:word" xmlns:w="http://schemas.openxmlformats.org/wordprocessingml/2006/main" xmlns:w14="http://schemas.microsoft.com/office/word/2010/wordml" xmlns:w15="http://schemas.microsoft.com/office/word/2012/wordml" xmlns:w16cex="http://schemas.microsoft.com/office/word/2018/wordml/cex" xmlns:w16cid="http://schemas.microsoft.com/office/word/2016/wordml/cid" xmlns:w16="http://schemas.microsoft.com/office/word/2018/wordml" xmlns:w16du="http://schemas.microsoft.com/office/word/2023/wordml/word16du" xmlns:w16sdtdh="http://schemas.microsoft.com/office/word/2020/wordml/sdtdatahash" xmlns:w16sdtfl="http://schemas.microsoft.com/office/word/2024/wordml/sdtformatlock" xmlns:w16se="http://schemas.microsoft.com/office/word/2015/wordml/symex" xmlns:wpg="http://schemas.microsoft.com/office/word/2010/wordprocessingGroup" xmlns:wpi="http://schemas.microsoft.com/office/word/2010/wordprocessingInk" xmlns:wne="http://schemas.microsoft.com/office/word/2006/wordml" xmlns:wps="http://schemas.microsoft.com/office/word/2010/wordprocessingShape" mc:Ignorable="w14 w15 w16se w16cid w16 w16cex w16sdtdh w16sdtfl w16du wp14">
-  <w16cid:commentId w16cid:paraId="509C18F2" w16cid:durableId="666D570D"/>
-  <w16cid:commentId w16cid:paraId="62C47104" w16cid:durableId="4016F423"/>
-</w16cid:commentsIds>
 </file>
 
 <file path=word/endnotes.xml><?xml version="1.0" encoding="utf-8"?>
@@ -2872,21 +2345,21 @@
         <v:path o:extrusionok="f" gradientshapeok="t" o:connecttype="rect"/>
         <o:lock v:ext="edit" aspectratio="t"/>
       </v:shapetype>
-      <v:shape id="_x0000_i1025" type="#_x0000_t75" style="width:10.9pt;height:10.9pt" o:bullet="t">
+      <v:shape id="_x0000_i1025" type="#_x0000_t75" style="width:10.8pt;height:10.8pt" o:bullet="t">
         <v:imagedata r:id="rId1" o:title="bullet1"/>
       </v:shape>
     </w:pict>
   </w:numPicBullet>
   <w:numPicBullet w:numPicBulletId="1">
     <w:pict>
-      <v:shape id="_x0000_i1026" type="#_x0000_t75" style="width:10.9pt;height:10.9pt" o:bullet="t">
+      <v:shape id="_x0000_i1026" type="#_x0000_t75" style="width:10.8pt;height:10.8pt" o:bullet="t">
         <v:imagedata r:id="rId2" o:title="bullet2"/>
       </v:shape>
     </w:pict>
   </w:numPicBullet>
   <w:numPicBullet w:numPicBulletId="2">
     <w:pict>
-      <v:shape id="_x0000_i1027" type="#_x0000_t75" style="width:10.9pt;height:10.9pt" o:bullet="t">
+      <v:shape id="_x0000_i1027" type="#_x0000_t75" style="width:10.8pt;height:10.8pt" o:bullet="t">
         <v:imagedata r:id="rId3" o:title="bullet3"/>
       </v:shape>
     </w:pict>
@@ -4805,14 +4278,6 @@
     <w:abstractNumId w:val="15"/>
   </w:num>
 </w:numbering>
-</file>
-
-<file path=word/people.xml><?xml version="1.0" encoding="utf-8"?>
-<w15:people xmlns:wpc="http://schemas.microsoft.com/office/word/2010/wordprocessingCanvas" xmlns:cx="http://schemas.microsoft.com/office/drawing/2014/chartex" xmlns:cx1="http://schemas.microsoft.com/office/drawing/2015/9/8/chartex" xmlns:cx2="http://schemas.microsoft.com/office/drawing/2015/10/21/chartex" xmlns:cx3="http://schemas.microsoft.com/office/drawing/2016/5/9/chartex" xmlns:cx4="http://schemas.microsoft.com/office/drawing/2016/5/10/chartex" xmlns:cx5="http://schemas.microsoft.com/office/drawing/2016/5/11/chartex" xmlns:cx6="http://schemas.microsoft.com/office/drawing/2016/5/12/chartex" xmlns:cx7="http://schemas.microsoft.com/office/drawing/2016/5/13/chartex" xmlns:cx8="http://schemas.microsoft.com/office/drawing/2016/5/14/chartex" xmlns:mc="http://schemas.openxmlformats.org/markup-compatibility/2006" xmlns:aink="http://schemas.microsoft.com/office/drawing/2016/ink" xmlns:am3d="http://schemas.microsoft.com/office/drawing/2017/model3d" xmlns:o="urn:schemas-microsoft-com:office:office" xmlns:oel="http://schemas.microsoft.com/office/2019/extlst" xmlns:r="http://schemas.openxmlformats.org/officeDocument/2006/relationships" xmlns:m="http://schemas.openxmlformats.org/officeDocument/2006/math" xmlns:v="urn:schemas-microsoft-com:vml" xmlns:wp14="http://schemas.microsoft.com/office/word/2010/wordprocessingDrawing" xmlns:wp="http://schemas.openxmlformats.org/drawingml/2006/wordprocessingDrawing" xmlns:w10="urn:schemas-microsoft-com:office:word" xmlns:w="http://schemas.openxmlformats.org/wordprocessingml/2006/main" xmlns:w14="http://schemas.microsoft.com/office/word/2010/wordml" xmlns:w15="http://schemas.microsoft.com/office/word/2012/wordml" xmlns:w16cex="http://schemas.microsoft.com/office/word/2018/wordml/cex" xmlns:w16cid="http://schemas.microsoft.com/office/word/2016/wordml/cid" xmlns:w16="http://schemas.microsoft.com/office/word/2018/wordml" xmlns:w16du="http://schemas.microsoft.com/office/word/2023/wordml/word16du" xmlns:w16sdtdh="http://schemas.microsoft.com/office/word/2020/wordml/sdtdatahash" xmlns:w16sdtfl="http://schemas.microsoft.com/office/word/2024/wordml/sdtformatlock" xmlns:w16se="http://schemas.microsoft.com/office/word/2015/wordml/symex" xmlns:wpg="http://schemas.microsoft.com/office/word/2010/wordprocessingGroup" xmlns:wpi="http://schemas.microsoft.com/office/word/2010/wordprocessingInk" xmlns:wne="http://schemas.microsoft.com/office/word/2006/wordml" xmlns:wps="http://schemas.microsoft.com/office/word/2010/wordprocessingShape" mc:Ignorable="w14 w15 w16se w16cid w16 w16cex w16sdtdh w16sdtfl w16du wp14">
-  <w15:person w15:author="Miguel Cuon">
-    <w15:presenceInfo w15:providerId="Windows Live" w15:userId="e83ab971ad298bb9"/>
-  </w15:person>
-</w15:people>
 </file>
 
 <file path=word/styles.xml><?xml version="1.0" encoding="utf-8"?>
@@ -5305,7 +4770,6 @@
   <w:style w:type="character" w:default="1" w:styleId="DefaultParagraphFont">
     <w:name w:val="Default Paragraph Font"/>
     <w:uiPriority w:val="1"/>
-    <w:semiHidden/>
     <w:unhideWhenUsed/>
   </w:style>
   <w:style w:type="table" w:default="1" w:styleId="TableNormal">
@@ -5557,6 +5021,18 @@
       <w:ind w:left="720"/>
       <w:contextualSpacing/>
     </w:pPr>
+  </w:style>
+  <w:style w:type="character" w:styleId="UnresolvedMention">
+    <w:name w:val="Unresolved Mention"/>
+    <w:basedOn w:val="DefaultParagraphFont"/>
+    <w:uiPriority w:val="99"/>
+    <w:semiHidden/>
+    <w:unhideWhenUsed/>
+    <w:rsid w:val="00526D19"/>
+    <w:rPr>
+      <w:color w:val="605E5C"/>
+      <w:shd w:val="clear" w:color="auto" w:fill="E1DFDD"/>
+    </w:rPr>
   </w:style>
 </w:styles>
 </file>
